--- a/word/价值分析报告-工行个贷不良资产-吴中-石明京.docx
+++ b/word/价值分析报告-工行个贷不良资产-吴中-石明京.docx
@@ -223,7 +223,7 @@
                                   </w14:solidFill>
                                 </w14:textFill>
                               </w:rPr>
-                              <w:t>2026</w:t>
+                              <w:t>2025</w:t>
                             </w:r>
                             <w:r>
                               <w:rPr>
@@ -469,7 +469,7 @@
                                 <w:szCs w:val="24"/>
                                 <w:lang w:eastAsia="zh-CN"/>
                               </w:rPr>
-                              <w:t>2026</w:t>
+                              <w:t>2025</w:t>
                             </w:r>
                             <w:r>
                               <w:rPr>
@@ -489,7 +489,7 @@
                                 <w:szCs w:val="24"/>
                                 <w:lang w:eastAsia="zh-CN"/>
                               </w:rPr>
-                              <w:t>1004</w:t>
+                              <w:t>1017</w:t>
                             </w:r>
                             <w:r>
                               <w:rPr>
@@ -729,7 +729,7 @@
                             </w14:solidFill>
                           </w14:textFill>
                         </w:rPr>
-                        <w:t>2026</w:t>
+                        <w:t>2025</w:t>
                       </w:r>
                       <w:r>
                         <w:rPr>
@@ -975,7 +975,7 @@
                           <w:szCs w:val="24"/>
                           <w:lang w:eastAsia="zh-CN"/>
                         </w:rPr>
-                        <w:t>2026</w:t>
+                        <w:t>2025</w:t>
                       </w:r>
                       <w:r>
                         <w:rPr>
@@ -995,7 +995,7 @@
                           <w:szCs w:val="24"/>
                           <w:lang w:eastAsia="zh-CN"/>
                         </w:rPr>
-                        <w:t>1004</w:t>
+                        <w:t>1017</w:t>
                       </w:r>
                       <w:r>
                         <w:rPr>
@@ -1407,7 +1407,7 @@
           <w:szCs w:val="28"/>
           <w:lang w:eastAsia="zh-CN"/>
         </w:rPr>
-        <w:t>二〇二六年三月二十六日</w:t>
+        <w:t>二〇二五年十月十六日</w:t>
       </w:r>
       <w:r>
         <w:rPr>
@@ -1556,19 +1556,19 @@
         <w:rPr>
           <w:rFonts w:hint="default" w:ascii="Times New Roman" w:hAnsi="Times New Roman" w:cs="Times New Roman"/>
         </w:rPr>
-        <w:fldChar w:fldCharType="begin"/>
+        <w:t>声  明</w:t>
+        <w:tab/>
+        <w:t>1</w:t>
       </w:r>
       <w:r>
         <w:rPr>
           <w:rFonts w:hint="default" w:ascii="Times New Roman" w:hAnsi="Times New Roman" w:cs="Times New Roman"/>
         </w:rPr>
-        <w:instrText xml:space="preserve"> TOC \o "1-3" </w:instrText>
       </w:r>
       <w:r>
         <w:rPr>
           <w:rFonts w:hint="default" w:ascii="Times New Roman" w:hAnsi="Times New Roman" w:cs="Times New Roman"/>
         </w:rPr>
-        <w:fldChar w:fldCharType="separate"/>
       </w:r>
       <w:r>
         <w:rPr>
@@ -1578,43 +1578,36 @@
           <w:szCs w:val="36"/>
           <w:u w:val="none"/>
         </w:rPr>
-        <w:t>声  明</w:t>
       </w:r>
       <w:r>
         <w:rPr>
           <w:rFonts w:hint="default" w:ascii="Times New Roman" w:hAnsi="Times New Roman" w:cs="Times New Roman"/>
         </w:rPr>
-        <w:tab/>
       </w:r>
       <w:r>
         <w:rPr>
           <w:rFonts w:hint="default" w:ascii="Times New Roman" w:hAnsi="Times New Roman" w:cs="Times New Roman"/>
         </w:rPr>
-        <w:fldChar w:fldCharType="begin"/>
       </w:r>
       <w:r>
         <w:rPr>
           <w:rFonts w:hint="default" w:ascii="Times New Roman" w:hAnsi="Times New Roman" w:cs="Times New Roman"/>
         </w:rPr>
-        <w:instrText xml:space="preserve"> PAGEREF _Toc10628 \h </w:instrText>
       </w:r>
       <w:r>
         <w:rPr>
           <w:rFonts w:hint="default" w:ascii="Times New Roman" w:hAnsi="Times New Roman" w:cs="Times New Roman"/>
         </w:rPr>
-        <w:fldChar w:fldCharType="separate"/>
       </w:r>
       <w:r>
         <w:rPr>
           <w:rFonts w:hint="default" w:ascii="Times New Roman" w:hAnsi="Times New Roman" w:cs="Times New Roman"/>
         </w:rPr>
-        <w:t>1</w:t>
       </w:r>
       <w:r>
         <w:rPr>
           <w:rFonts w:hint="default" w:ascii="Times New Roman" w:hAnsi="Times New Roman" w:cs="Times New Roman"/>
         </w:rPr>
-        <w:fldChar w:fldCharType="end"/>
       </w:r>
     </w:p>
     <w:p>
@@ -1634,42 +1627,38 @@
           <w:lang w:eastAsia="zh-CN"/>
         </w:rPr>
         <w:t>价值分析报告摘要</w:t>
+        <w:tab/>
+        <w:t>2</w:t>
       </w:r>
       <w:r>
         <w:rPr>
           <w:rFonts w:hint="default" w:ascii="Times New Roman" w:hAnsi="Times New Roman" w:cs="Times New Roman"/>
         </w:rPr>
-        <w:tab/>
       </w:r>
       <w:r>
         <w:rPr>
           <w:rFonts w:hint="default" w:ascii="Times New Roman" w:hAnsi="Times New Roman" w:cs="Times New Roman"/>
         </w:rPr>
-        <w:fldChar w:fldCharType="begin"/>
       </w:r>
       <w:r>
         <w:rPr>
           <w:rFonts w:hint="default" w:ascii="Times New Roman" w:hAnsi="Times New Roman" w:cs="Times New Roman"/>
         </w:rPr>
-        <w:instrText xml:space="preserve"> PAGEREF _Toc4530 \h </w:instrText>
       </w:r>
       <w:r>
         <w:rPr>
           <w:rFonts w:hint="default" w:ascii="Times New Roman" w:hAnsi="Times New Roman" w:cs="Times New Roman"/>
         </w:rPr>
-        <w:fldChar w:fldCharType="separate"/>
       </w:r>
       <w:r>
         <w:rPr>
           <w:rFonts w:hint="default" w:ascii="Times New Roman" w:hAnsi="Times New Roman" w:cs="Times New Roman"/>
         </w:rPr>
-        <w:t>2</w:t>
       </w:r>
       <w:r>
         <w:rPr>
           <w:rFonts w:hint="default" w:ascii="Times New Roman" w:hAnsi="Times New Roman" w:cs="Times New Roman"/>
         </w:rPr>
-        <w:fldChar w:fldCharType="end"/>
       </w:r>
     </w:p>
     <w:p>
@@ -1688,50 +1677,45 @@
           <w:rFonts w:hint="default" w:ascii="Times New Roman" w:hAnsi="Times New Roman" w:cs="Times New Roman"/>
           <w:lang w:val="en-US" w:eastAsia="zh-CN"/>
         </w:rPr>
-        <w:t>价值</w:t>
+        <w:t>价值分析报告</w:t>
+        <w:tab/>
+        <w:t>4</w:t>
       </w:r>
       <w:r>
         <w:rPr>
           <w:rFonts w:hint="default" w:ascii="Times New Roman" w:hAnsi="Times New Roman" w:cs="Times New Roman"/>
           <w:lang w:eastAsia="zh-CN"/>
         </w:rPr>
-        <w:t>分析报告</w:t>
       </w:r>
       <w:r>
         <w:rPr>
           <w:rFonts w:hint="default" w:ascii="Times New Roman" w:hAnsi="Times New Roman" w:cs="Times New Roman"/>
         </w:rPr>
-        <w:tab/>
       </w:r>
       <w:r>
         <w:rPr>
           <w:rFonts w:hint="default" w:ascii="Times New Roman" w:hAnsi="Times New Roman" w:cs="Times New Roman"/>
         </w:rPr>
-        <w:fldChar w:fldCharType="begin"/>
       </w:r>
       <w:r>
         <w:rPr>
           <w:rFonts w:hint="default" w:ascii="Times New Roman" w:hAnsi="Times New Roman" w:cs="Times New Roman"/>
         </w:rPr>
-        <w:instrText xml:space="preserve"> PAGEREF _Toc27400 \h </w:instrText>
       </w:r>
       <w:r>
         <w:rPr>
           <w:rFonts w:hint="default" w:ascii="Times New Roman" w:hAnsi="Times New Roman" w:cs="Times New Roman"/>
         </w:rPr>
-        <w:fldChar w:fldCharType="separate"/>
       </w:r>
       <w:r>
         <w:rPr>
           <w:rFonts w:hint="default" w:ascii="Times New Roman" w:hAnsi="Times New Roman" w:cs="Times New Roman"/>
         </w:rPr>
-        <w:t>4</w:t>
       </w:r>
       <w:r>
         <w:rPr>
           <w:rFonts w:hint="default" w:ascii="Times New Roman" w:hAnsi="Times New Roman" w:cs="Times New Roman"/>
         </w:rPr>
-        <w:fldChar w:fldCharType="end"/>
       </w:r>
     </w:p>
     <w:p>
@@ -1752,14 +1736,15 @@
           <w:spacing w:val="-10"/>
           <w:szCs w:val="28"/>
         </w:rPr>
-        <w:t>一、</w:t>
+        <w:t>一、委托人、债务人及债务责任关联方简介</w:t>
+        <w:tab/>
+        <w:t>4</w:t>
       </w:r>
       <w:r>
         <w:rPr>
           <w:rFonts w:hint="default" w:ascii="Times New Roman" w:hAnsi="Times New Roman" w:eastAsia="仿宋" w:cs="Times New Roman"/>
           <w:szCs w:val="28"/>
         </w:rPr>
-        <w:t>委托人</w:t>
       </w:r>
       <w:r>
         <w:rPr>
@@ -1767,50 +1752,42 @@
           <w:szCs w:val="28"/>
           <w:lang w:eastAsia="zh-CN"/>
         </w:rPr>
-        <w:t>、</w:t>
       </w:r>
       <w:r>
         <w:rPr>
           <w:rFonts w:hint="default" w:ascii="Times New Roman" w:hAnsi="Times New Roman" w:eastAsia="仿宋" w:cs="Times New Roman"/>
           <w:szCs w:val="28"/>
         </w:rPr>
-        <w:t>债务人及债务责任关联方简介</w:t>
       </w:r>
       <w:r>
         <w:rPr>
           <w:rFonts w:hint="default" w:ascii="Times New Roman" w:hAnsi="Times New Roman" w:cs="Times New Roman"/>
         </w:rPr>
-        <w:tab/>
       </w:r>
       <w:r>
         <w:rPr>
           <w:rFonts w:hint="default" w:ascii="Times New Roman" w:hAnsi="Times New Roman" w:cs="Times New Roman"/>
         </w:rPr>
-        <w:fldChar w:fldCharType="begin"/>
       </w:r>
       <w:r>
         <w:rPr>
           <w:rFonts w:hint="default" w:ascii="Times New Roman" w:hAnsi="Times New Roman" w:cs="Times New Roman"/>
         </w:rPr>
-        <w:instrText xml:space="preserve"> PAGEREF _Toc9297 \h </w:instrText>
       </w:r>
       <w:r>
         <w:rPr>
           <w:rFonts w:hint="default" w:ascii="Times New Roman" w:hAnsi="Times New Roman" w:cs="Times New Roman"/>
         </w:rPr>
-        <w:fldChar w:fldCharType="separate"/>
       </w:r>
       <w:r>
         <w:rPr>
           <w:rFonts w:hint="default" w:ascii="Times New Roman" w:hAnsi="Times New Roman" w:cs="Times New Roman"/>
         </w:rPr>
-        <w:t>4</w:t>
       </w:r>
       <w:r>
         <w:rPr>
           <w:rFonts w:hint="default" w:ascii="Times New Roman" w:hAnsi="Times New Roman" w:cs="Times New Roman"/>
         </w:rPr>
-        <w:fldChar w:fldCharType="end"/>
       </w:r>
     </w:p>
     <w:p>
@@ -1831,42 +1808,38 @@
           <w:szCs w:val="28"/>
         </w:rPr>
         <w:t>二、价值分析目的</w:t>
+        <w:tab/>
+        <w:t>5</w:t>
       </w:r>
       <w:r>
         <w:rPr>
           <w:rFonts w:hint="default" w:ascii="Times New Roman" w:hAnsi="Times New Roman" w:cs="Times New Roman"/>
         </w:rPr>
-        <w:tab/>
       </w:r>
       <w:r>
         <w:rPr>
           <w:rFonts w:hint="default" w:ascii="Times New Roman" w:hAnsi="Times New Roman" w:cs="Times New Roman"/>
         </w:rPr>
-        <w:fldChar w:fldCharType="begin"/>
       </w:r>
       <w:r>
         <w:rPr>
           <w:rFonts w:hint="default" w:ascii="Times New Roman" w:hAnsi="Times New Roman" w:cs="Times New Roman"/>
         </w:rPr>
-        <w:instrText xml:space="preserve"> PAGEREF _Toc30665 \h </w:instrText>
       </w:r>
       <w:r>
         <w:rPr>
           <w:rFonts w:hint="default" w:ascii="Times New Roman" w:hAnsi="Times New Roman" w:cs="Times New Roman"/>
         </w:rPr>
-        <w:fldChar w:fldCharType="separate"/>
       </w:r>
       <w:r>
         <w:rPr>
           <w:rFonts w:hint="default" w:ascii="Times New Roman" w:hAnsi="Times New Roman" w:cs="Times New Roman"/>
         </w:rPr>
-        <w:t>5</w:t>
       </w:r>
       <w:r>
         <w:rPr>
           <w:rFonts w:hint="default" w:ascii="Times New Roman" w:hAnsi="Times New Roman" w:cs="Times New Roman"/>
         </w:rPr>
-        <w:fldChar w:fldCharType="end"/>
       </w:r>
     </w:p>
     <w:p>
@@ -1887,42 +1860,38 @@
           <w:szCs w:val="28"/>
         </w:rPr>
         <w:t>三、价值分析对象和价值分析范围</w:t>
+        <w:tab/>
+        <w:t>5</w:t>
       </w:r>
       <w:r>
         <w:rPr>
           <w:rFonts w:hint="default" w:ascii="Times New Roman" w:hAnsi="Times New Roman" w:cs="Times New Roman"/>
         </w:rPr>
-        <w:tab/>
       </w:r>
       <w:r>
         <w:rPr>
           <w:rFonts w:hint="default" w:ascii="Times New Roman" w:hAnsi="Times New Roman" w:cs="Times New Roman"/>
         </w:rPr>
-        <w:fldChar w:fldCharType="begin"/>
       </w:r>
       <w:r>
         <w:rPr>
           <w:rFonts w:hint="default" w:ascii="Times New Roman" w:hAnsi="Times New Roman" w:cs="Times New Roman"/>
         </w:rPr>
-        <w:instrText xml:space="preserve"> PAGEREF _Toc20955 \h </w:instrText>
       </w:r>
       <w:r>
         <w:rPr>
           <w:rFonts w:hint="default" w:ascii="Times New Roman" w:hAnsi="Times New Roman" w:cs="Times New Roman"/>
         </w:rPr>
-        <w:fldChar w:fldCharType="separate"/>
       </w:r>
       <w:r>
         <w:rPr>
           <w:rFonts w:hint="default" w:ascii="Times New Roman" w:hAnsi="Times New Roman" w:cs="Times New Roman"/>
         </w:rPr>
-        <w:t>5</w:t>
       </w:r>
       <w:r>
         <w:rPr>
           <w:rFonts w:hint="default" w:ascii="Times New Roman" w:hAnsi="Times New Roman" w:cs="Times New Roman"/>
         </w:rPr>
-        <w:fldChar w:fldCharType="end"/>
       </w:r>
     </w:p>
     <w:p>
@@ -1943,42 +1912,38 @@
           <w:szCs w:val="28"/>
         </w:rPr>
         <w:t>四、价值类型</w:t>
+        <w:tab/>
+        <w:t>6</w:t>
       </w:r>
       <w:r>
         <w:rPr>
           <w:rFonts w:hint="default" w:ascii="Times New Roman" w:hAnsi="Times New Roman" w:cs="Times New Roman"/>
         </w:rPr>
-        <w:tab/>
       </w:r>
       <w:r>
         <w:rPr>
           <w:rFonts w:hint="default" w:ascii="Times New Roman" w:hAnsi="Times New Roman" w:cs="Times New Roman"/>
         </w:rPr>
-        <w:fldChar w:fldCharType="begin"/>
       </w:r>
       <w:r>
         <w:rPr>
           <w:rFonts w:hint="default" w:ascii="Times New Roman" w:hAnsi="Times New Roman" w:cs="Times New Roman"/>
         </w:rPr>
-        <w:instrText xml:space="preserve"> PAGEREF _Toc3814 \h </w:instrText>
       </w:r>
       <w:r>
         <w:rPr>
           <w:rFonts w:hint="default" w:ascii="Times New Roman" w:hAnsi="Times New Roman" w:cs="Times New Roman"/>
         </w:rPr>
-        <w:fldChar w:fldCharType="separate"/>
       </w:r>
       <w:r>
         <w:rPr>
           <w:rFonts w:hint="default" w:ascii="Times New Roman" w:hAnsi="Times New Roman" w:cs="Times New Roman"/>
         </w:rPr>
-        <w:t>5</w:t>
       </w:r>
       <w:r>
         <w:rPr>
           <w:rFonts w:hint="default" w:ascii="Times New Roman" w:hAnsi="Times New Roman" w:cs="Times New Roman"/>
         </w:rPr>
-        <w:fldChar w:fldCharType="end"/>
       </w:r>
     </w:p>
     <w:p>
@@ -1999,42 +1964,38 @@
           <w:szCs w:val="28"/>
         </w:rPr>
         <w:t>五、价值分析基准日</w:t>
+        <w:tab/>
+        <w:t>6</w:t>
       </w:r>
       <w:r>
         <w:rPr>
           <w:rFonts w:hint="default" w:ascii="Times New Roman" w:hAnsi="Times New Roman" w:cs="Times New Roman"/>
         </w:rPr>
-        <w:tab/>
       </w:r>
       <w:r>
         <w:rPr>
           <w:rFonts w:hint="default" w:ascii="Times New Roman" w:hAnsi="Times New Roman" w:cs="Times New Roman"/>
         </w:rPr>
-        <w:fldChar w:fldCharType="begin"/>
       </w:r>
       <w:r>
         <w:rPr>
           <w:rFonts w:hint="default" w:ascii="Times New Roman" w:hAnsi="Times New Roman" w:cs="Times New Roman"/>
         </w:rPr>
-        <w:instrText xml:space="preserve"> PAGEREF _Toc23539 \h </w:instrText>
       </w:r>
       <w:r>
         <w:rPr>
           <w:rFonts w:hint="default" w:ascii="Times New Roman" w:hAnsi="Times New Roman" w:cs="Times New Roman"/>
         </w:rPr>
-        <w:fldChar w:fldCharType="separate"/>
       </w:r>
       <w:r>
         <w:rPr>
           <w:rFonts w:hint="default" w:ascii="Times New Roman" w:hAnsi="Times New Roman" w:cs="Times New Roman"/>
         </w:rPr>
-        <w:t>6</w:t>
       </w:r>
       <w:r>
         <w:rPr>
           <w:rFonts w:hint="default" w:ascii="Times New Roman" w:hAnsi="Times New Roman" w:cs="Times New Roman"/>
         </w:rPr>
-        <w:fldChar w:fldCharType="end"/>
       </w:r>
     </w:p>
     <w:p>
@@ -2055,42 +2016,38 @@
           <w:szCs w:val="28"/>
         </w:rPr>
         <w:t>六、价值分析思路和方法</w:t>
+        <w:tab/>
+        <w:t>6</w:t>
       </w:r>
       <w:r>
         <w:rPr>
           <w:rFonts w:hint="default" w:ascii="Times New Roman" w:hAnsi="Times New Roman" w:cs="Times New Roman"/>
         </w:rPr>
-        <w:tab/>
       </w:r>
       <w:r>
         <w:rPr>
           <w:rFonts w:hint="default" w:ascii="Times New Roman" w:hAnsi="Times New Roman" w:cs="Times New Roman"/>
         </w:rPr>
-        <w:fldChar w:fldCharType="begin"/>
       </w:r>
       <w:r>
         <w:rPr>
           <w:rFonts w:hint="default" w:ascii="Times New Roman" w:hAnsi="Times New Roman" w:cs="Times New Roman"/>
         </w:rPr>
-        <w:instrText xml:space="preserve"> PAGEREF _Toc30321 \h </w:instrText>
       </w:r>
       <w:r>
         <w:rPr>
           <w:rFonts w:hint="default" w:ascii="Times New Roman" w:hAnsi="Times New Roman" w:cs="Times New Roman"/>
         </w:rPr>
-        <w:fldChar w:fldCharType="separate"/>
       </w:r>
       <w:r>
         <w:rPr>
           <w:rFonts w:hint="default" w:ascii="Times New Roman" w:hAnsi="Times New Roman" w:cs="Times New Roman"/>
         </w:rPr>
-        <w:t>6</w:t>
       </w:r>
       <w:r>
         <w:rPr>
           <w:rFonts w:hint="default" w:ascii="Times New Roman" w:hAnsi="Times New Roman" w:cs="Times New Roman"/>
         </w:rPr>
-        <w:fldChar w:fldCharType="end"/>
       </w:r>
     </w:p>
     <w:p>
@@ -2111,42 +2068,38 @@
           <w:szCs w:val="28"/>
         </w:rPr>
         <w:t>七、价值分析程序实施过程和情况</w:t>
+        <w:tab/>
+        <w:t>9</w:t>
       </w:r>
       <w:r>
         <w:rPr>
           <w:rFonts w:hint="default" w:ascii="Times New Roman" w:hAnsi="Times New Roman" w:cs="Times New Roman"/>
         </w:rPr>
-        <w:tab/>
       </w:r>
       <w:r>
         <w:rPr>
           <w:rFonts w:hint="default" w:ascii="Times New Roman" w:hAnsi="Times New Roman" w:cs="Times New Roman"/>
         </w:rPr>
-        <w:fldChar w:fldCharType="begin"/>
       </w:r>
       <w:r>
         <w:rPr>
           <w:rFonts w:hint="default" w:ascii="Times New Roman" w:hAnsi="Times New Roman" w:cs="Times New Roman"/>
         </w:rPr>
-        <w:instrText xml:space="preserve"> PAGEREF _Toc14196 \h </w:instrText>
       </w:r>
       <w:r>
         <w:rPr>
           <w:rFonts w:hint="default" w:ascii="Times New Roman" w:hAnsi="Times New Roman" w:cs="Times New Roman"/>
         </w:rPr>
-        <w:fldChar w:fldCharType="separate"/>
       </w:r>
       <w:r>
         <w:rPr>
           <w:rFonts w:hint="default" w:ascii="Times New Roman" w:hAnsi="Times New Roman" w:cs="Times New Roman"/>
         </w:rPr>
-        <w:t>9</w:t>
       </w:r>
       <w:r>
         <w:rPr>
           <w:rFonts w:hint="default" w:ascii="Times New Roman" w:hAnsi="Times New Roman" w:cs="Times New Roman"/>
         </w:rPr>
-        <w:fldChar w:fldCharType="end"/>
       </w:r>
     </w:p>
     <w:p>
@@ -2167,42 +2120,38 @@
           <w:szCs w:val="28"/>
         </w:rPr>
         <w:t>八、价值分析假设</w:t>
+        <w:tab/>
+        <w:t>11</w:t>
       </w:r>
       <w:r>
         <w:rPr>
           <w:rFonts w:hint="default" w:ascii="Times New Roman" w:hAnsi="Times New Roman" w:cs="Times New Roman"/>
         </w:rPr>
-        <w:tab/>
       </w:r>
       <w:r>
         <w:rPr>
           <w:rFonts w:hint="default" w:ascii="Times New Roman" w:hAnsi="Times New Roman" w:cs="Times New Roman"/>
         </w:rPr>
-        <w:fldChar w:fldCharType="begin"/>
       </w:r>
       <w:r>
         <w:rPr>
           <w:rFonts w:hint="default" w:ascii="Times New Roman" w:hAnsi="Times New Roman" w:cs="Times New Roman"/>
         </w:rPr>
-        <w:instrText xml:space="preserve"> PAGEREF _Toc17062 \h </w:instrText>
       </w:r>
       <w:r>
         <w:rPr>
           <w:rFonts w:hint="default" w:ascii="Times New Roman" w:hAnsi="Times New Roman" w:cs="Times New Roman"/>
         </w:rPr>
-        <w:fldChar w:fldCharType="separate"/>
       </w:r>
       <w:r>
         <w:rPr>
           <w:rFonts w:hint="default" w:ascii="Times New Roman" w:hAnsi="Times New Roman" w:cs="Times New Roman"/>
         </w:rPr>
-        <w:t>10</w:t>
       </w:r>
       <w:r>
         <w:rPr>
           <w:rFonts w:hint="default" w:ascii="Times New Roman" w:hAnsi="Times New Roman" w:cs="Times New Roman"/>
         </w:rPr>
-        <w:fldChar w:fldCharType="end"/>
       </w:r>
     </w:p>
     <w:p>
@@ -2221,50 +2170,45 @@
         <w:rPr>
           <w:rFonts w:hint="default" w:ascii="Times New Roman" w:hAnsi="Times New Roman" w:eastAsia="仿宋" w:cs="Times New Roman"/>
         </w:rPr>
-        <w:t>九、</w:t>
+        <w:t>九、价值分析结论</w:t>
+        <w:tab/>
+        <w:t>11</w:t>
       </w:r>
       <w:r>
         <w:rPr>
           <w:rFonts w:hint="default" w:ascii="Times New Roman" w:hAnsi="Times New Roman" w:eastAsia="仿宋" w:cs="Times New Roman"/>
           <w:szCs w:val="28"/>
         </w:rPr>
-        <w:t>价值分析结论</w:t>
       </w:r>
       <w:r>
         <w:rPr>
           <w:rFonts w:hint="default" w:ascii="Times New Roman" w:hAnsi="Times New Roman" w:cs="Times New Roman"/>
         </w:rPr>
-        <w:tab/>
       </w:r>
       <w:r>
         <w:rPr>
           <w:rFonts w:hint="default" w:ascii="Times New Roman" w:hAnsi="Times New Roman" w:cs="Times New Roman"/>
         </w:rPr>
-        <w:fldChar w:fldCharType="begin"/>
       </w:r>
       <w:r>
         <w:rPr>
           <w:rFonts w:hint="default" w:ascii="Times New Roman" w:hAnsi="Times New Roman" w:cs="Times New Roman"/>
         </w:rPr>
-        <w:instrText xml:space="preserve"> PAGEREF _Toc30541 \h </w:instrText>
       </w:r>
       <w:r>
         <w:rPr>
           <w:rFonts w:hint="default" w:ascii="Times New Roman" w:hAnsi="Times New Roman" w:cs="Times New Roman"/>
         </w:rPr>
-        <w:fldChar w:fldCharType="separate"/>
       </w:r>
       <w:r>
         <w:rPr>
           <w:rFonts w:hint="default" w:ascii="Times New Roman" w:hAnsi="Times New Roman" w:cs="Times New Roman"/>
         </w:rPr>
-        <w:t>11</w:t>
       </w:r>
       <w:r>
         <w:rPr>
           <w:rFonts w:hint="default" w:ascii="Times New Roman" w:hAnsi="Times New Roman" w:cs="Times New Roman"/>
         </w:rPr>
-        <w:fldChar w:fldCharType="end"/>
       </w:r>
     </w:p>
     <w:p>
@@ -2284,42 +2228,38 @@
           <w:rFonts w:hint="default" w:ascii="Times New Roman" w:hAnsi="Times New Roman" w:eastAsia="仿宋" w:cs="Times New Roman"/>
         </w:rPr>
         <w:t>十、特别事项说明</w:t>
+        <w:tab/>
+        <w:t>12</w:t>
       </w:r>
       <w:r>
         <w:rPr>
           <w:rFonts w:hint="default" w:ascii="Times New Roman" w:hAnsi="Times New Roman" w:cs="Times New Roman"/>
         </w:rPr>
-        <w:tab/>
       </w:r>
       <w:r>
         <w:rPr>
           <w:rFonts w:hint="default" w:ascii="Times New Roman" w:hAnsi="Times New Roman" w:cs="Times New Roman"/>
         </w:rPr>
-        <w:fldChar w:fldCharType="begin"/>
       </w:r>
       <w:r>
         <w:rPr>
           <w:rFonts w:hint="default" w:ascii="Times New Roman" w:hAnsi="Times New Roman" w:cs="Times New Roman"/>
         </w:rPr>
-        <w:instrText xml:space="preserve"> PAGEREF _Toc21458 \h </w:instrText>
       </w:r>
       <w:r>
         <w:rPr>
           <w:rFonts w:hint="default" w:ascii="Times New Roman" w:hAnsi="Times New Roman" w:cs="Times New Roman"/>
         </w:rPr>
-        <w:fldChar w:fldCharType="separate"/>
       </w:r>
       <w:r>
         <w:rPr>
           <w:rFonts w:hint="default" w:ascii="Times New Roman" w:hAnsi="Times New Roman" w:cs="Times New Roman"/>
         </w:rPr>
-        <w:t>12</w:t>
       </w:r>
       <w:r>
         <w:rPr>
           <w:rFonts w:hint="default" w:ascii="Times New Roman" w:hAnsi="Times New Roman" w:cs="Times New Roman"/>
         </w:rPr>
-        <w:fldChar w:fldCharType="end"/>
       </w:r>
     </w:p>
     <w:p>
@@ -2339,42 +2279,38 @@
           <w:rFonts w:hint="default" w:ascii="Times New Roman" w:hAnsi="Times New Roman" w:eastAsia="仿宋" w:cs="Times New Roman"/>
         </w:rPr>
         <w:t>十一、价值分析报告使用限制说明</w:t>
+        <w:tab/>
+        <w:t>13</w:t>
       </w:r>
       <w:r>
         <w:rPr>
           <w:rFonts w:hint="default" w:ascii="Times New Roman" w:hAnsi="Times New Roman" w:cs="Times New Roman"/>
         </w:rPr>
-        <w:tab/>
       </w:r>
       <w:r>
         <w:rPr>
           <w:rFonts w:hint="default" w:ascii="Times New Roman" w:hAnsi="Times New Roman" w:cs="Times New Roman"/>
         </w:rPr>
-        <w:fldChar w:fldCharType="begin"/>
       </w:r>
       <w:r>
         <w:rPr>
           <w:rFonts w:hint="default" w:ascii="Times New Roman" w:hAnsi="Times New Roman" w:cs="Times New Roman"/>
         </w:rPr>
-        <w:instrText xml:space="preserve"> PAGEREF _Toc5964 \h </w:instrText>
       </w:r>
       <w:r>
         <w:rPr>
           <w:rFonts w:hint="default" w:ascii="Times New Roman" w:hAnsi="Times New Roman" w:cs="Times New Roman"/>
         </w:rPr>
-        <w:fldChar w:fldCharType="separate"/>
       </w:r>
       <w:r>
         <w:rPr>
           <w:rFonts w:hint="default" w:ascii="Times New Roman" w:hAnsi="Times New Roman" w:cs="Times New Roman"/>
         </w:rPr>
-        <w:t>13</w:t>
       </w:r>
       <w:r>
         <w:rPr>
           <w:rFonts w:hint="default" w:ascii="Times New Roman" w:hAnsi="Times New Roman" w:cs="Times New Roman"/>
         </w:rPr>
-        <w:fldChar w:fldCharType="end"/>
       </w:r>
     </w:p>
     <w:p>
@@ -2394,42 +2330,38 @@
           <w:rFonts w:hint="default" w:ascii="Times New Roman" w:hAnsi="Times New Roman" w:eastAsia="仿宋" w:cs="Times New Roman"/>
         </w:rPr>
         <w:t>十二、价值分析报告日</w:t>
+        <w:tab/>
+        <w:t>13</w:t>
       </w:r>
       <w:r>
         <w:rPr>
           <w:rFonts w:hint="default" w:ascii="Times New Roman" w:hAnsi="Times New Roman" w:cs="Times New Roman"/>
         </w:rPr>
-        <w:tab/>
       </w:r>
       <w:r>
         <w:rPr>
           <w:rFonts w:hint="default" w:ascii="Times New Roman" w:hAnsi="Times New Roman" w:cs="Times New Roman"/>
         </w:rPr>
-        <w:fldChar w:fldCharType="begin"/>
       </w:r>
       <w:r>
         <w:rPr>
           <w:rFonts w:hint="default" w:ascii="Times New Roman" w:hAnsi="Times New Roman" w:cs="Times New Roman"/>
         </w:rPr>
-        <w:instrText xml:space="preserve"> PAGEREF _Toc10350 \h </w:instrText>
       </w:r>
       <w:r>
         <w:rPr>
           <w:rFonts w:hint="default" w:ascii="Times New Roman" w:hAnsi="Times New Roman" w:cs="Times New Roman"/>
         </w:rPr>
-        <w:fldChar w:fldCharType="separate"/>
       </w:r>
       <w:r>
         <w:rPr>
           <w:rFonts w:hint="default" w:ascii="Times New Roman" w:hAnsi="Times New Roman" w:cs="Times New Roman"/>
         </w:rPr>
-        <w:t>13</w:t>
       </w:r>
       <w:r>
         <w:rPr>
           <w:rFonts w:hint="default" w:ascii="Times New Roman" w:hAnsi="Times New Roman" w:cs="Times New Roman"/>
         </w:rPr>
-        <w:fldChar w:fldCharType="end"/>
       </w:r>
     </w:p>
     <w:p>
@@ -2449,42 +2381,38 @@
           <w:rFonts w:hint="default" w:ascii="Times New Roman" w:hAnsi="Times New Roman" w:eastAsia="仿宋" w:cs="Times New Roman"/>
         </w:rPr>
         <w:t>十三、资产评估机构印章</w:t>
+        <w:tab/>
+        <w:t>14</w:t>
       </w:r>
       <w:r>
         <w:rPr>
           <w:rFonts w:hint="default" w:ascii="Times New Roman" w:hAnsi="Times New Roman" w:cs="Times New Roman"/>
         </w:rPr>
-        <w:tab/>
       </w:r>
       <w:r>
         <w:rPr>
           <w:rFonts w:hint="default" w:ascii="Times New Roman" w:hAnsi="Times New Roman" w:cs="Times New Roman"/>
         </w:rPr>
-        <w:fldChar w:fldCharType="begin"/>
       </w:r>
       <w:r>
         <w:rPr>
           <w:rFonts w:hint="default" w:ascii="Times New Roman" w:hAnsi="Times New Roman" w:cs="Times New Roman"/>
         </w:rPr>
-        <w:instrText xml:space="preserve"> PAGEREF _Toc28227 \h </w:instrText>
       </w:r>
       <w:r>
         <w:rPr>
           <w:rFonts w:hint="default" w:ascii="Times New Roman" w:hAnsi="Times New Roman" w:cs="Times New Roman"/>
         </w:rPr>
-        <w:fldChar w:fldCharType="separate"/>
       </w:r>
       <w:r>
         <w:rPr>
           <w:rFonts w:hint="default" w:ascii="Times New Roman" w:hAnsi="Times New Roman" w:cs="Times New Roman"/>
         </w:rPr>
-        <w:t>13</w:t>
       </w:r>
       <w:r>
         <w:rPr>
           <w:rFonts w:hint="default" w:ascii="Times New Roman" w:hAnsi="Times New Roman" w:cs="Times New Roman"/>
         </w:rPr>
-        <w:fldChar w:fldCharType="end"/>
       </w:r>
     </w:p>
     <w:p>
@@ -2506,7 +2434,9 @@
           <w:u w:val="none"/>
           <w:lang w:val="en-US" w:eastAsia="zh-CN"/>
         </w:rPr>
-        <w:t>价值分析</w:t>
+        <w:t>价值分析报告附件</w:t>
+        <w:tab/>
+        <w:t>15</w:t>
       </w:r>
       <w:r>
         <w:rPr>
@@ -2515,43 +2445,36 @@
           <w:szCs w:val="30"/>
           <w:u w:val="none"/>
         </w:rPr>
-        <w:t>报告附件</w:t>
       </w:r>
       <w:r>
         <w:rPr>
           <w:rFonts w:hint="default" w:ascii="Times New Roman" w:hAnsi="Times New Roman" w:cs="Times New Roman"/>
         </w:rPr>
-        <w:tab/>
       </w:r>
       <w:r>
         <w:rPr>
           <w:rFonts w:hint="default" w:ascii="Times New Roman" w:hAnsi="Times New Roman" w:cs="Times New Roman"/>
         </w:rPr>
-        <w:fldChar w:fldCharType="begin"/>
       </w:r>
       <w:r>
         <w:rPr>
           <w:rFonts w:hint="default" w:ascii="Times New Roman" w:hAnsi="Times New Roman" w:cs="Times New Roman"/>
         </w:rPr>
-        <w:instrText xml:space="preserve"> PAGEREF _Toc19785 \h </w:instrText>
       </w:r>
       <w:r>
         <w:rPr>
           <w:rFonts w:hint="default" w:ascii="Times New Roman" w:hAnsi="Times New Roman" w:cs="Times New Roman"/>
         </w:rPr>
-        <w:fldChar w:fldCharType="separate"/>
       </w:r>
       <w:r>
         <w:rPr>
           <w:rFonts w:hint="default" w:ascii="Times New Roman" w:hAnsi="Times New Roman" w:cs="Times New Roman"/>
         </w:rPr>
-        <w:t>14</w:t>
       </w:r>
       <w:r>
         <w:rPr>
           <w:rFonts w:hint="default" w:ascii="Times New Roman" w:hAnsi="Times New Roman" w:cs="Times New Roman"/>
         </w:rPr>
-        <w:fldChar w:fldCharType="end"/>
       </w:r>
     </w:p>
     <w:p>
@@ -3019,7 +2942,7 @@
             </w14:solidFill>
           </w14:textFill>
         </w:rPr>
-        <w:t>2026</w:t>
+        <w:t>2025</w:t>
       </w:r>
       <w:r>
         <w:rPr>
@@ -3210,7 +3133,7 @@
           <w:szCs w:val="32"/>
           <w:lang w:eastAsia="zh-CN"/>
         </w:rPr>
-        <w:t>2026</w:t>
+        <w:t>2025</w:t>
       </w:r>
       <w:r>
         <w:rPr>
@@ -3230,7 +3153,7 @@
           <w:szCs w:val="32"/>
           <w:lang w:eastAsia="zh-CN"/>
         </w:rPr>
-        <w:t>1004</w:t>
+        <w:t>1017</w:t>
       </w:r>
       <w:r>
         <w:rPr>
@@ -3336,7 +3259,7 @@
           <w:szCs w:val="24"/>
           <w:lang w:eastAsia="zh-CN"/>
         </w:rPr>
-        <w:t>2026</w:t>
+        <w:t>2025</w:t>
       </w:r>
       <w:r>
         <w:rPr>
@@ -3382,7 +3305,7 @@
           <w:szCs w:val="24"/>
           <w:lang w:eastAsia="zh-CN"/>
         </w:rPr>
-        <w:t>2025年12月31日</w:t>
+        <w:t>2025年6月30日</w:t>
       </w:r>
       <w:r>
         <w:rPr>
@@ -3848,7 +3771,7 @@
           <w:szCs w:val="24"/>
           <w:lang w:eastAsia="zh-CN"/>
         </w:rPr>
-        <w:t>2025年12月31日</w:t>
+        <w:t>2025年6月30日</w:t>
       </w:r>
       <w:r>
         <w:rPr>
@@ -4007,7 +3930,7 @@
           <w:szCs w:val="24"/>
           <w:lang w:val="en-US" w:eastAsia="zh-CN" w:bidi="ar-SA"/>
         </w:rPr>
-        <w:t>2026</w:t>
+        <w:t>2025</w:t>
       </w:r>
       <w:r>
         <w:rPr>
@@ -4047,7 +3970,7 @@
           <w:szCs w:val="24"/>
           <w:lang w:val="en-US" w:eastAsia="zh-CN" w:bidi="ar-SA"/>
         </w:rPr>
-        <w:t>2025年12月31日</w:t>
+        <w:t>2025年6月30日</w:t>
       </w:r>
       <w:r>
         <w:rPr>
@@ -4156,7 +4079,7 @@
           <w:szCs w:val="24"/>
           <w:lang w:val="en-US" w:eastAsia="zh-CN" w:bidi="ar-SA"/>
         </w:rPr>
-        <w:t>2025年12月31日</w:t>
+        <w:t>2025年6月30日</w:t>
       </w:r>
       <w:r>
         <w:rPr>
@@ -4169,7 +4092,7 @@
           <w:rFonts w:hint="default" w:ascii="Times New Roman" w:hAnsi="Times New Roman" w:eastAsia="仿宋" w:cs="Times New Roman"/>
           <w:lang w:val="en-US" w:eastAsia="zh-CN"/>
         </w:rPr>
-        <w:t>2026年6月29日</w:t>
+        <w:t>2025年12月30日</w:t>
       </w:r>
       <w:r>
         <w:rPr>
@@ -4350,7 +4273,7 @@
             </w14:solidFill>
           </w14:textFill>
         </w:rPr>
-        <w:t>2026</w:t>
+        <w:t>2025</w:t>
       </w:r>
       <w:r>
         <w:rPr>
@@ -4540,7 +4463,7 @@
           <w:szCs w:val="32"/>
           <w:lang w:eastAsia="zh-CN"/>
         </w:rPr>
-        <w:t>2026</w:t>
+        <w:t>2025</w:t>
       </w:r>
       <w:r>
         <w:rPr>
@@ -4560,7 +4483,7 @@
           <w:szCs w:val="32"/>
           <w:lang w:eastAsia="zh-CN"/>
         </w:rPr>
-        <w:t>1004</w:t>
+        <w:t>1017</w:t>
       </w:r>
       <w:r>
         <w:rPr>
@@ -4719,7 +4642,7 @@
           <w:szCs w:val="24"/>
           <w:lang w:eastAsia="zh-CN"/>
         </w:rPr>
-        <w:t>2026</w:t>
+        <w:t>2025</w:t>
       </w:r>
       <w:r>
         <w:rPr>
@@ -4765,7 +4688,7 @@
           <w:szCs w:val="24"/>
           <w:lang w:eastAsia="zh-CN"/>
         </w:rPr>
-        <w:t>2025年12月31日</w:t>
+        <w:t>2025年6月30日</w:t>
       </w:r>
       <w:r>
         <w:rPr>
@@ -4915,7 +4838,7 @@
           <w:rFonts w:hint="default" w:ascii="Times New Roman" w:hAnsi="Times New Roman" w:eastAsia="仿宋" w:cs="Times New Roman"/>
           <w:szCs w:val="24"/>
         </w:rPr>
-        <w:t>石明京</w:t>
+        <w:t>石明京，债务责任关联方为苏州湖昱置业有限公司</w:t>
       </w:r>
       <w:r>
         <w:rPr>
@@ -5465,6 +5388,269 @@
           <w:lang w:val="en-US" w:eastAsia="zh-CN"/>
         </w:rPr>
         <w:t>苏州湖昱置业有限公司</w:t>
+      </w:r>
+    </w:p>
+    <w:p>
+      <w:pPr>
+        <w:keepNext w:val="0"/>
+        <w:keepLines w:val="0"/>
+        <w:pageBreakBefore w:val="0"/>
+        <w:widowControl w:val="0"/>
+        <w:kinsoku/>
+        <w:wordWrap/>
+        <w:overflowPunct/>
+        <w:topLinePunct w:val="0"/>
+        <w:autoSpaceDE/>
+        <w:autoSpaceDN/>
+        <w:bidi w:val="0"/>
+        <w:adjustRightInd/>
+        <w:snapToGrid/>
+        <w:spacing w:line="360" w:lineRule="auto"/>
+        <w:ind w:firstLine="480" w:firstLineChars="200"/>
+        <w:textAlignment w:val="auto"/>
+        <w:rPr>
+          <w:rFonts w:hint="eastAsia" w:eastAsia="仿宋" w:cs="Times New Roman"/>
+          <w:sz w:val="24"/>
+          <w:szCs w:val="24"/>
+          <w:lang w:val="en-US" w:eastAsia="zh-CN"/>
+        </w:rPr>
+      </w:pPr>
+      <w:r>
+        <w:rPr>
+          <w:rFonts w:hint="eastAsia" w:eastAsia="仿宋" w:cs="Times New Roman"/>
+          <w:sz w:val="24"/>
+          <w:szCs w:val="24"/>
+          <w:lang w:val="en-US" w:eastAsia="zh-CN"/>
+        </w:rPr>
+        <w:t>统一社会信用代码：</w:t>
+      </w:r>
+      <w:r>
+        <w:rPr>
+          <w:rFonts w:hint="eastAsia" w:eastAsia="仿宋" w:cs="Times New Roman"/>
+          <w:sz w:val="24"/>
+          <w:szCs w:val="24"/>
+          <w:lang w:val="en-US" w:eastAsia="zh-CN"/>
+        </w:rPr>
+        <w:t>91320506MA1YUGF29Y</w:t>
+      </w:r>
+    </w:p>
+    <w:p>
+      <w:pPr>
+        <w:keepNext w:val="0"/>
+        <w:keepLines w:val="0"/>
+        <w:pageBreakBefore w:val="0"/>
+        <w:widowControl w:val="0"/>
+        <w:kinsoku/>
+        <w:wordWrap/>
+        <w:overflowPunct/>
+        <w:topLinePunct w:val="0"/>
+        <w:autoSpaceDE/>
+        <w:autoSpaceDN/>
+        <w:bidi w:val="0"/>
+        <w:adjustRightInd/>
+        <w:snapToGrid/>
+        <w:spacing w:line="360" w:lineRule="auto"/>
+        <w:ind w:firstLine="480" w:firstLineChars="200"/>
+        <w:textAlignment w:val="auto"/>
+        <w:rPr>
+          <w:rFonts w:hint="default" w:eastAsia="仿宋" w:cs="Times New Roman"/>
+          <w:sz w:val="24"/>
+          <w:szCs w:val="24"/>
+          <w:lang w:val="en-US" w:eastAsia="zh-CN"/>
+        </w:rPr>
+      </w:pPr>
+      <w:r>
+        <w:rPr>
+          <w:rFonts w:hint="eastAsia" w:eastAsia="仿宋" w:cs="Times New Roman"/>
+          <w:sz w:val="24"/>
+          <w:szCs w:val="24"/>
+          <w:lang w:val="en-US" w:eastAsia="zh-CN"/>
+        </w:rPr>
+        <w:t>类    型：</w:t>
+      </w:r>
+      <w:r>
+        <w:rPr>
+          <w:rFonts w:hint="eastAsia" w:eastAsia="仿宋" w:cs="Times New Roman"/>
+          <w:sz w:val="24"/>
+          <w:szCs w:val="24"/>
+          <w:lang w:val="en-US" w:eastAsia="zh-CN"/>
+        </w:rPr>
+        <w:t>有限责任公司</w:t>
+      </w:r>
+    </w:p>
+    <w:p>
+      <w:pPr>
+        <w:keepNext w:val="0"/>
+        <w:keepLines w:val="0"/>
+        <w:pageBreakBefore w:val="0"/>
+        <w:widowControl w:val="0"/>
+        <w:kinsoku/>
+        <w:wordWrap/>
+        <w:overflowPunct/>
+        <w:topLinePunct w:val="0"/>
+        <w:autoSpaceDE/>
+        <w:autoSpaceDN/>
+        <w:bidi w:val="0"/>
+        <w:adjustRightInd/>
+        <w:snapToGrid/>
+        <w:spacing w:line="360" w:lineRule="auto"/>
+        <w:ind w:firstLine="480" w:firstLineChars="200"/>
+        <w:textAlignment w:val="auto"/>
+        <w:rPr>
+          <w:rFonts w:hint="default" w:eastAsia="仿宋" w:cs="Times New Roman"/>
+          <w:sz w:val="24"/>
+          <w:szCs w:val="24"/>
+          <w:lang w:val="en-US" w:eastAsia="zh-CN"/>
+        </w:rPr>
+      </w:pPr>
+      <w:r>
+        <w:rPr>
+          <w:rFonts w:hint="eastAsia" w:eastAsia="仿宋" w:cs="Times New Roman"/>
+          <w:sz w:val="24"/>
+          <w:szCs w:val="24"/>
+          <w:lang w:val="en-US" w:eastAsia="zh-CN"/>
+        </w:rPr>
+        <w:t>法定代表人：</w:t>
+      </w:r>
+      <w:r>
+        <w:rPr>
+          <w:rFonts w:hint="eastAsia" w:eastAsia="仿宋" w:cs="Times New Roman"/>
+          <w:sz w:val="24"/>
+          <w:szCs w:val="24"/>
+          <w:lang w:val="en-US" w:eastAsia="zh-CN"/>
+        </w:rPr>
+        <w:t>马宇光</w:t>
+      </w:r>
+    </w:p>
+    <w:p>
+      <w:pPr>
+        <w:keepNext w:val="0"/>
+        <w:keepLines w:val="0"/>
+        <w:pageBreakBefore w:val="0"/>
+        <w:widowControl w:val="0"/>
+        <w:kinsoku/>
+        <w:wordWrap/>
+        <w:overflowPunct/>
+        <w:topLinePunct w:val="0"/>
+        <w:autoSpaceDE/>
+        <w:autoSpaceDN/>
+        <w:bidi w:val="0"/>
+        <w:adjustRightInd/>
+        <w:snapToGrid/>
+        <w:spacing w:line="360" w:lineRule="auto"/>
+        <w:ind w:firstLine="480" w:firstLineChars="200"/>
+        <w:textAlignment w:val="auto"/>
+        <w:rPr>
+          <w:rFonts w:hint="default" w:eastAsia="仿宋" w:cs="Times New Roman"/>
+          <w:sz w:val="24"/>
+          <w:szCs w:val="24"/>
+          <w:lang w:val="en-US" w:eastAsia="zh-CN"/>
+        </w:rPr>
+      </w:pPr>
+      <w:r>
+        <w:rPr>
+          <w:rFonts w:hint="eastAsia" w:eastAsia="仿宋" w:cs="Times New Roman"/>
+          <w:sz w:val="24"/>
+          <w:szCs w:val="24"/>
+          <w:lang w:val="en-US" w:eastAsia="zh-CN"/>
+        </w:rPr>
+        <w:t>成立日期：</w:t>
+      </w:r>
+      <w:r>
+        <w:rPr>
+          <w:rFonts w:hint="eastAsia" w:eastAsia="仿宋" w:cs="Times New Roman"/>
+          <w:sz w:val="24"/>
+          <w:szCs w:val="24"/>
+          <w:lang w:val="en-US" w:eastAsia="zh-CN"/>
+        </w:rPr>
+        <w:t>2019年08月06日</w:t>
+      </w:r>
+    </w:p>
+    <w:p>
+      <w:pPr>
+        <w:keepNext w:val="0"/>
+        <w:keepLines w:val="0"/>
+        <w:pageBreakBefore w:val="0"/>
+        <w:widowControl w:val="0"/>
+        <w:kinsoku/>
+        <w:wordWrap/>
+        <w:overflowPunct/>
+        <w:topLinePunct w:val="0"/>
+        <w:autoSpaceDE/>
+        <w:autoSpaceDN/>
+        <w:bidi w:val="0"/>
+        <w:adjustRightInd/>
+        <w:snapToGrid/>
+        <w:spacing w:line="360" w:lineRule="auto"/>
+        <w:ind w:left="0" w:leftChars="0" w:firstLine="480" w:firstLineChars="200"/>
+        <w:textAlignment w:val="auto"/>
+        <w:rPr>
+          <w:rFonts w:hint="default" w:eastAsia="仿宋" w:cs="Times New Roman"/>
+          <w:sz w:val="24"/>
+          <w:szCs w:val="24"/>
+          <w:lang w:val="en-US" w:eastAsia="zh-CN"/>
+        </w:rPr>
+      </w:pPr>
+      <w:r>
+        <w:rPr>
+          <w:rFonts w:hint="eastAsia" w:eastAsia="仿宋" w:cs="Times New Roman"/>
+          <w:sz w:val="24"/>
+          <w:szCs w:val="24"/>
+          <w:lang w:val="en-US" w:eastAsia="zh-CN"/>
+        </w:rPr>
+        <w:t>营业场所：</w:t>
+      </w:r>
+      <w:r>
+        <w:rPr>
+          <w:rFonts w:hint="eastAsia" w:eastAsia="仿宋" w:cs="Times New Roman"/>
+          <w:sz w:val="24"/>
+          <w:szCs w:val="24"/>
+          <w:lang w:val="en-US" w:eastAsia="zh-CN"/>
+        </w:rPr>
+        <w:t>苏州市吴中区甪直镇鸣市路24号2幢105号</w:t>
+      </w:r>
+    </w:p>
+    <w:p>
+      <w:pPr>
+        <w:pStyle w:val="2"/>
+        <w:keepNext w:val="0"/>
+        <w:keepLines w:val="0"/>
+        <w:pageBreakBefore w:val="0"/>
+        <w:widowControl w:val="0"/>
+        <w:kinsoku/>
+        <w:wordWrap/>
+        <w:overflowPunct/>
+        <w:topLinePunct w:val="0"/>
+        <w:autoSpaceDE/>
+        <w:autoSpaceDN/>
+        <w:bidi w:val="0"/>
+        <w:adjustRightInd/>
+        <w:snapToGrid/>
+        <w:spacing w:after="0"/>
+        <w:ind w:left="0" w:leftChars="0"/>
+        <w:textAlignment w:val="auto"/>
+        <w:rPr>
+          <w:rFonts w:hint="default"/>
+          <w:lang w:eastAsia="zh-CN"/>
+        </w:rPr>
+      </w:pPr>
+      <w:r>
+        <w:rPr>
+          <w:rFonts w:hint="eastAsia" w:eastAsia="仿宋" w:cs="Times New Roman"/>
+          <w:sz w:val="24"/>
+          <w:szCs w:val="24"/>
+          <w:lang w:val="en-US" w:eastAsia="zh-CN"/>
+        </w:rPr>
+        <w:t>经营范围：</w:t>
+      </w:r>
+      <w:r>
+        <w:rPr>
+          <w:rFonts w:hint="eastAsia" w:eastAsia="仿宋" w:cs="Times New Roman"/>
+          <w:sz w:val="24"/>
+          <w:szCs w:val="24"/>
+          <w:lang w:val="en-US" w:eastAsia="zh-CN"/>
+        </w:rPr>
+        <w:t>房地产开发。（依法须经批准的项目，经相关部门批准后方可开展经营活动）</w:t>
       </w:r>
     </w:p>
     <w:bookmarkEnd w:id="25"/>
@@ -7155,7 +7341,7 @@
           <w:szCs w:val="24"/>
           <w:lang w:eastAsia="zh-CN"/>
         </w:rPr>
-        <w:t>2025年12月31日</w:t>
+        <w:t>2025年6月30日</w:t>
       </w:r>
       <w:r>
         <w:rPr>
@@ -9813,7 +9999,7 @@
           <w:szCs w:val="24"/>
           <w:lang w:val="en-US" w:eastAsia="zh-CN"/>
         </w:rPr>
-        <w:t>0.70</w:t>
+        <w:t>0.7</w:t>
       </w:r>
       <w:r>
         <w:rPr>
@@ -9944,7 +10130,7 @@
           <w:szCs w:val="24"/>
           <w:lang w:val="en-US" w:eastAsia="zh-CN"/>
         </w:rPr>
-        <w:t>0.70</w:t>
+        <w:t>0.7</w:t>
       </w:r>
     </w:p>
     <w:p>
@@ -10063,7 +10249,7 @@
           <w:szCs w:val="24"/>
           <w:lang w:val="en-US" w:eastAsia="zh-CN"/>
         </w:rPr>
-        <w:t>3.00%</w:t>
+        <w:t>3%</w:t>
       </w:r>
       <w:r>
         <w:rPr>
@@ -10138,7 +10324,7 @@
           <w:szCs w:val="24"/>
           <w:lang w:val="en-US" w:eastAsia="zh-CN" w:bidi="ar-SA"/>
         </w:rPr>
-        <w:t>3.00%</w:t>
+        <w:t>3%</w:t>
       </w:r>
       <w:r>
         <w:rPr>
@@ -10605,7 +10791,7 @@
           <w:szCs w:val="24"/>
           <w:lang w:val="en-US" w:eastAsia="zh-CN"/>
         </w:rPr>
-        <w:t>抵押物折现价值-处置费用-安置费用</w:t>
+        <w:t>抵押物折现价值-抵押物处置费用-安置费用</w:t>
       </w:r>
     </w:p>
     <w:p>
@@ -12692,7 +12878,7 @@
           <w:szCs w:val="22"/>
           <w:lang w:eastAsia="zh-CN"/>
         </w:rPr>
-        <w:t>2026</w:t>
+        <w:t>2025</w:t>
       </w:r>
       <w:r>
         <w:rPr>
@@ -12824,7 +13010,7 @@
           <w:rFonts w:hint="default" w:ascii="Times New Roman" w:hAnsi="Times New Roman" w:eastAsia="仿宋" w:cs="Times New Roman"/>
           <w:lang w:eastAsia="zh-CN"/>
         </w:rPr>
-        <w:t>2026</w:t>
+        <w:t>2025</w:t>
       </w:r>
       <w:r>
         <w:rPr>
@@ -12852,7 +13038,7 @@
           <w:rFonts w:hint="default" w:ascii="Times New Roman" w:hAnsi="Times New Roman" w:eastAsia="仿宋" w:cs="Times New Roman"/>
           <w:lang w:eastAsia="zh-CN"/>
         </w:rPr>
-        <w:t>2025年12月31日</w:t>
+        <w:t>2025年6月30日</w:t>
       </w:r>
       <w:r>
         <w:rPr>
@@ -12980,7 +13166,7 @@
           <w:rFonts w:hint="eastAsia" w:eastAsia="仿宋" w:cs="Times New Roman"/>
           <w:lang w:eastAsia="zh-CN"/>
         </w:rPr>
-        <w:t>2025年12月31日</w:t>
+        <w:t>2025年6月30日</w:t>
       </w:r>
       <w:r>
         <w:rPr>
@@ -12993,7 +13179,7 @@
           <w:rFonts w:hint="default" w:ascii="Times New Roman" w:hAnsi="Times New Roman" w:eastAsia="仿宋" w:cs="Times New Roman"/>
           <w:lang w:val="en-US" w:eastAsia="zh-CN"/>
         </w:rPr>
-        <w:t>2026年6月29日</w:t>
+        <w:t>2025年12月30日</w:t>
       </w:r>
       <w:r>
         <w:rPr>
@@ -13852,7 +14038,7 @@
         <w:rPr>
           <w:rFonts w:hint="default" w:ascii="Times New Roman" w:hAnsi="Times New Roman" w:eastAsia="仿宋" w:cs="Times New Roman"/>
         </w:rPr>
-        <w:t>2026年3月26日</w:t>
+        <w:t>2025年10月16日</w:t>
       </w:r>
       <w:r>
         <w:rPr>
@@ -14652,7 +14838,7 @@
                               <w:iCs/>
                               <w:lang w:val="en-US" w:eastAsia="zh-CN"/>
                             </w:rPr>
-                            <w:t>2026</w:t>
+                            <w:t>2025</w:t>
                           </w:r>
                           <w:r>
                             <w:rPr>
@@ -14757,7 +14943,7 @@
                         <w:iCs/>
                         <w:lang w:val="en-US" w:eastAsia="zh-CN"/>
                       </w:rPr>
-                      <w:t>2026</w:t>
+                      <w:t>2025</w:t>
                     </w:r>
                     <w:r>
                       <w:rPr>
